--- a/downloads/teacher/04 Units/Unit 04 - Environmental Design and Management - Spaces We Live In/Lesson 04.15 - Pitch and Gallery Walk.docx
+++ b/downloads/teacher/04 Units/Unit 04 - Environmental Design and Management - Spaces We Live In/Lesson 04.15 - Pitch and Gallery Walk.docx
@@ -250,23 +250,41 @@
       <w:r>
         <w:t xml:space="preserve">By the end of this lesson, students will be able to:</w:t>
       </w:r>
-      <w:r>
-        <w:t xml:space="preserve"> </w:t>
-      </w:r>
-      <w:r>
-        <w:t xml:space="preserve">1. (Low) Given the pitch planner, state in sixty seconds the client’s need, the plan, the budget total, the color and mood, and the green and safe features.</w:t>
-      </w:r>
-      <w:r>
-        <w:t xml:space="preserve"> </w:t>
-      </w:r>
-      <w:r>
-        <w:t xml:space="preserve">2. (Mid) Give another team written feedback that names two things the design does for its client and one specific step that would do more (two stars and a step).</w:t>
-      </w:r>
-      <w:r>
-        <w:t xml:space="preserve"> </w:t>
-      </w:r>
-      <w:r>
-        <w:t xml:space="preserve">3. (High) Score their own project on Rubric 04 with one line of evidence per criterion, within one level of the teacher’s score.</w:t>
+    </w:p>
+    <w:p>
+      <w:pPr>
+        <w:numPr>
+          <w:ilvl w:val="0"/>
+          <w:numId w:val="1002"/>
+        </w:numPr>
+        <w:pStyle w:val="Compact"/>
+      </w:pPr>
+      <w:r>
+        <w:t xml:space="preserve">(Low) Given the pitch planner, state in sixty seconds the client’s need, the plan, the budget total, the color and mood, and the green and safe features.</w:t>
+      </w:r>
+    </w:p>
+    <w:p>
+      <w:pPr>
+        <w:numPr>
+          <w:ilvl w:val="0"/>
+          <w:numId w:val="1002"/>
+        </w:numPr>
+        <w:pStyle w:val="Compact"/>
+      </w:pPr>
+      <w:r>
+        <w:t xml:space="preserve">(Mid) Give another team written feedback that names two things the design does for its client and one specific step that would do more (two stars and a step).</w:t>
+      </w:r>
+    </w:p>
+    <w:p>
+      <w:pPr>
+        <w:numPr>
+          <w:ilvl w:val="0"/>
+          <w:numId w:val="1002"/>
+        </w:numPr>
+        <w:pStyle w:val="Compact"/>
+      </w:pPr>
+      <w:r>
+        <w:t xml:space="preserve">(High) Score their own project on Rubric 04 with one line of evidence per criterion, within one level of the teacher’s score.</w:t>
       </w:r>
     </w:p>
     <w:p>
@@ -322,7 +340,7 @@
       <w:pPr>
         <w:numPr>
           <w:ilvl w:val="0"/>
-          <w:numId w:val="1002"/>
+          <w:numId w:val="1003"/>
         </w:numPr>
         <w:pStyle w:val="Compact"/>
       </w:pPr>
@@ -340,7 +358,7 @@
       <w:pPr>
         <w:numPr>
           <w:ilvl w:val="0"/>
-          <w:numId w:val="1002"/>
+          <w:numId w:val="1003"/>
         </w:numPr>
         <w:pStyle w:val="Compact"/>
       </w:pPr>
@@ -358,7 +376,7 @@
       <w:pPr>
         <w:numPr>
           <w:ilvl w:val="0"/>
-          <w:numId w:val="1002"/>
+          <w:numId w:val="1003"/>
         </w:numPr>
         <w:pStyle w:val="Compact"/>
       </w:pPr>
@@ -370,7 +388,7 @@
       <w:pPr>
         <w:numPr>
           <w:ilvl w:val="0"/>
-          <w:numId w:val="1002"/>
+          <w:numId w:val="1003"/>
         </w:numPr>
         <w:pStyle w:val="Compact"/>
       </w:pPr>
@@ -382,7 +400,7 @@
       <w:pPr>
         <w:numPr>
           <w:ilvl w:val="0"/>
-          <w:numId w:val="1002"/>
+          <w:numId w:val="1003"/>
         </w:numPr>
         <w:pStyle w:val="Compact"/>
       </w:pPr>
@@ -394,7 +412,7 @@
       <w:pPr>
         <w:numPr>
           <w:ilvl w:val="0"/>
-          <w:numId w:val="1002"/>
+          <w:numId w:val="1003"/>
         </w:numPr>
         <w:pStyle w:val="Compact"/>
       </w:pPr>
@@ -406,7 +424,7 @@
       <w:pPr>
         <w:numPr>
           <w:ilvl w:val="0"/>
-          <w:numId w:val="1002"/>
+          <w:numId w:val="1003"/>
         </w:numPr>
         <w:pStyle w:val="Compact"/>
       </w:pPr>
@@ -427,7 +445,7 @@
       <w:pPr>
         <w:numPr>
           <w:ilvl w:val="0"/>
-          <w:numId w:val="1002"/>
+          <w:numId w:val="1003"/>
         </w:numPr>
         <w:pStyle w:val="Compact"/>
       </w:pPr>
@@ -898,49 +916,85 @@
       <w:r>
         <w:t xml:space="preserve">Monitor understanding:</w:t>
       </w:r>
-      <w:r>
-        <w:t xml:space="preserve"> </w:t>
-      </w:r>
-      <w:r>
-        <w:t xml:space="preserve">- What was the client’s need, in one sentence? Did the pitch say it first?</w:t>
-      </w:r>
-      <w:r>
-        <w:t xml:space="preserve"> </w:t>
-      </w:r>
-      <w:r>
-        <w:t xml:space="preserve">- What was the budget total? Was tax in it?</w:t>
-      </w:r>
-      <w:r>
-        <w:t xml:space="preserve"> </w:t>
-      </w:r>
-      <w:r>
-        <w:t xml:space="preserve">- Which part of the pitch was missing, if any?</w:t>
-      </w:r>
-    </w:p>
-    <w:p>
-      <w:pPr>
-        <w:pStyle w:val="BodyText"/>
+    </w:p>
+    <w:p>
+      <w:pPr>
+        <w:numPr>
+          <w:ilvl w:val="0"/>
+          <w:numId w:val="1004"/>
+        </w:numPr>
+        <w:pStyle w:val="Compact"/>
+      </w:pPr>
+      <w:r>
+        <w:t xml:space="preserve">What was the client’s need, in one sentence? Did the pitch say it first?</w:t>
+      </w:r>
+    </w:p>
+    <w:p>
+      <w:pPr>
+        <w:numPr>
+          <w:ilvl w:val="0"/>
+          <w:numId w:val="1004"/>
+        </w:numPr>
+        <w:pStyle w:val="Compact"/>
+      </w:pPr>
+      <w:r>
+        <w:t xml:space="preserve">What was the budget total? Was tax in it?</w:t>
+      </w:r>
+    </w:p>
+    <w:p>
+      <w:pPr>
+        <w:numPr>
+          <w:ilvl w:val="0"/>
+          <w:numId w:val="1004"/>
+        </w:numPr>
+        <w:pStyle w:val="Compact"/>
+      </w:pPr>
+      <w:r>
+        <w:t xml:space="preserve">Which part of the pitch was missing, if any?</w:t>
+      </w:r>
+    </w:p>
+    <w:p>
+      <w:pPr>
+        <w:pStyle w:val="FirstParagraph"/>
       </w:pPr>
       <w:r>
         <w:t xml:space="preserve">Deepen learning:</w:t>
       </w:r>
-      <w:r>
-        <w:t xml:space="preserve"> </w:t>
-      </w:r>
-      <w:r>
-        <w:t xml:space="preserve">- The client asked a question the pitch did not answer. Which is worse: not knowing the answer, or not thinking the client would ask?</w:t>
-      </w:r>
-      <w:r>
-        <w:t xml:space="preserve"> </w:t>
-      </w:r>
-      <w:r>
-        <w:t xml:space="preserve">- Two teams designed for the same card and made different rooms. Can both be right? What decides?</w:t>
-      </w:r>
-      <w:r>
-        <w:t xml:space="preserve"> </w:t>
-      </w:r>
-      <w:r>
-        <w:t xml:space="preserve">- You saw twelve rooms. Which would you want to live in, and is that the same as which one best served its client?</w:t>
+    </w:p>
+    <w:p>
+      <w:pPr>
+        <w:numPr>
+          <w:ilvl w:val="0"/>
+          <w:numId w:val="1005"/>
+        </w:numPr>
+        <w:pStyle w:val="Compact"/>
+      </w:pPr>
+      <w:r>
+        <w:t xml:space="preserve">The client asked a question the pitch did not answer. Which is worse: not knowing the answer, or not thinking the client would ask?</w:t>
+      </w:r>
+    </w:p>
+    <w:p>
+      <w:pPr>
+        <w:numPr>
+          <w:ilvl w:val="0"/>
+          <w:numId w:val="1005"/>
+        </w:numPr>
+        <w:pStyle w:val="Compact"/>
+      </w:pPr>
+      <w:r>
+        <w:t xml:space="preserve">Two teams designed for the same card and made different rooms. Can both be right? What decides?</w:t>
+      </w:r>
+    </w:p>
+    <w:p>
+      <w:pPr>
+        <w:numPr>
+          <w:ilvl w:val="0"/>
+          <w:numId w:val="1005"/>
+        </w:numPr>
+        <w:pStyle w:val="Compact"/>
+      </w:pPr>
+      <w:r>
+        <w:t xml:space="preserve">You saw twelve rooms. Which would you want to live in, and is that the same as which one best served its client?</w:t>
       </w:r>
     </w:p>
     <w:p>
@@ -1011,7 +1065,7 @@
       <w:pPr>
         <w:numPr>
           <w:ilvl w:val="0"/>
-          <w:numId w:val="1003"/>
+          <w:numId w:val="1006"/>
         </w:numPr>
         <w:pStyle w:val="Compact"/>
       </w:pPr>
@@ -1053,7 +1107,7 @@
       <w:pPr>
         <w:numPr>
           <w:ilvl w:val="0"/>
-          <w:numId w:val="1003"/>
+          <w:numId w:val="1006"/>
         </w:numPr>
         <w:pStyle w:val="Compact"/>
       </w:pPr>
@@ -1065,7 +1119,7 @@
       <w:pPr>
         <w:numPr>
           <w:ilvl w:val="0"/>
-          <w:numId w:val="1003"/>
+          <w:numId w:val="1006"/>
         </w:numPr>
         <w:pStyle w:val="Compact"/>
       </w:pPr>
@@ -1077,7 +1131,7 @@
       <w:pPr>
         <w:numPr>
           <w:ilvl w:val="0"/>
-          <w:numId w:val="1003"/>
+          <w:numId w:val="1006"/>
         </w:numPr>
         <w:pStyle w:val="Compact"/>
       </w:pPr>
@@ -1089,7 +1143,7 @@
       <w:pPr>
         <w:numPr>
           <w:ilvl w:val="0"/>
-          <w:numId w:val="1003"/>
+          <w:numId w:val="1006"/>
         </w:numPr>
         <w:pStyle w:val="Compact"/>
       </w:pPr>
@@ -1101,7 +1155,7 @@
       <w:pPr>
         <w:numPr>
           <w:ilvl w:val="0"/>
-          <w:numId w:val="1003"/>
+          <w:numId w:val="1006"/>
         </w:numPr>
         <w:pStyle w:val="Compact"/>
       </w:pPr>
@@ -1425,7 +1479,7 @@
       <w:pPr>
         <w:numPr>
           <w:ilvl w:val="0"/>
-          <w:numId w:val="1004"/>
+          <w:numId w:val="1007"/>
         </w:numPr>
         <w:pStyle w:val="Compact"/>
       </w:pPr>
@@ -1449,7 +1503,7 @@
       <w:pPr>
         <w:numPr>
           <w:ilvl w:val="0"/>
-          <w:numId w:val="1004"/>
+          <w:numId w:val="1007"/>
         </w:numPr>
         <w:pStyle w:val="Compact"/>
       </w:pPr>
@@ -1461,7 +1515,7 @@
       <w:pPr>
         <w:numPr>
           <w:ilvl w:val="0"/>
-          <w:numId w:val="1004"/>
+          <w:numId w:val="1007"/>
         </w:numPr>
         <w:pStyle w:val="Compact"/>
       </w:pPr>
@@ -1494,7 +1548,7 @@
       <w:pPr>
         <w:numPr>
           <w:ilvl w:val="0"/>
-          <w:numId w:val="1004"/>
+          <w:numId w:val="1007"/>
         </w:numPr>
         <w:pStyle w:val="Compact"/>
       </w:pPr>
@@ -1518,7 +1572,7 @@
       <w:pPr>
         <w:numPr>
           <w:ilvl w:val="0"/>
-          <w:numId w:val="1004"/>
+          <w:numId w:val="1007"/>
         </w:numPr>
         <w:pStyle w:val="Compact"/>
       </w:pPr>
@@ -1588,7 +1642,7 @@
       <w:pPr>
         <w:numPr>
           <w:ilvl w:val="0"/>
-          <w:numId w:val="1005"/>
+          <w:numId w:val="1008"/>
         </w:numPr>
         <w:pStyle w:val="Compact"/>
       </w:pPr>
@@ -1600,7 +1654,7 @@
       <w:pPr>
         <w:numPr>
           <w:ilvl w:val="0"/>
-          <w:numId w:val="1005"/>
+          <w:numId w:val="1008"/>
         </w:numPr>
         <w:pStyle w:val="Compact"/>
       </w:pPr>
@@ -1624,7 +1678,7 @@
       <w:pPr>
         <w:numPr>
           <w:ilvl w:val="0"/>
-          <w:numId w:val="1005"/>
+          <w:numId w:val="1008"/>
         </w:numPr>
         <w:pStyle w:val="Compact"/>
       </w:pPr>
@@ -1672,7 +1726,7 @@
       <w:pPr>
         <w:numPr>
           <w:ilvl w:val="0"/>
-          <w:numId w:val="1005"/>
+          <w:numId w:val="1008"/>
         </w:numPr>
         <w:pStyle w:val="Compact"/>
       </w:pPr>
@@ -1684,7 +1738,7 @@
       <w:pPr>
         <w:numPr>
           <w:ilvl w:val="0"/>
-          <w:numId w:val="1005"/>
+          <w:numId w:val="1008"/>
         </w:numPr>
         <w:pStyle w:val="Compact"/>
       </w:pPr>
@@ -1735,7 +1789,7 @@
       <w:pPr>
         <w:numPr>
           <w:ilvl w:val="0"/>
-          <w:numId w:val="1005"/>
+          <w:numId w:val="1008"/>
         </w:numPr>
         <w:pStyle w:val="Compact"/>
       </w:pPr>
@@ -2028,6 +2082,118 @@
       </w:pPr>
     </w:lvl>
   </w:abstractNum>
+  <w:abstractNum w:abstractNumId="99411">
+    <w:nsid w:val="71315dca"/>
+    <w:multiLevelType w:val="multilevel"/>
+    <w:lvl w:ilvl="0">
+      <w:start w:val="1"/>
+      <w:numFmt w:val="decimal"/>
+      <w:lvlText w:val="%1."/>
+      <w:lvlJc w:val="left"/>
+      <w:pPr>
+        <w:tabs>
+          <w:tab w:val="num" w:pos="0"/>
+        </w:tabs>
+        <w:ind w:left="480" w:hanging="480"/>
+      </w:pPr>
+    </w:lvl>
+    <w:lvl w:ilvl="1">
+      <w:start w:val="1"/>
+      <w:numFmt w:val="decimal"/>
+      <w:lvlText w:val="%2."/>
+      <w:lvlJc w:val="left"/>
+      <w:pPr>
+        <w:tabs>
+          <w:tab w:val="num" w:pos="720"/>
+        </w:tabs>
+        <w:ind w:left="1200" w:hanging="480"/>
+      </w:pPr>
+    </w:lvl>
+    <w:lvl w:ilvl="2">
+      <w:start w:val="1"/>
+      <w:numFmt w:val="decimal"/>
+      <w:lvlText w:val="%3."/>
+      <w:lvlJc w:val="left"/>
+      <w:pPr>
+        <w:tabs>
+          <w:tab w:val="num" w:pos="1440"/>
+        </w:tabs>
+        <w:ind w:left="1920" w:hanging="480"/>
+      </w:pPr>
+    </w:lvl>
+    <w:lvl w:ilvl="3">
+      <w:start w:val="1"/>
+      <w:numFmt w:val="decimal"/>
+      <w:lvlText w:val="%4."/>
+      <w:lvlJc w:val="left"/>
+      <w:pPr>
+        <w:tabs>
+          <w:tab w:val="num" w:pos="2160"/>
+        </w:tabs>
+        <w:ind w:left="2640" w:hanging="480"/>
+      </w:pPr>
+    </w:lvl>
+    <w:lvl w:ilvl="4">
+      <w:start w:val="1"/>
+      <w:numFmt w:val="decimal"/>
+      <w:lvlText w:val="%5."/>
+      <w:lvlJc w:val="left"/>
+      <w:pPr>
+        <w:tabs>
+          <w:tab w:val="num" w:pos="2880"/>
+        </w:tabs>
+        <w:ind w:left="3360" w:hanging="480"/>
+      </w:pPr>
+    </w:lvl>
+    <w:lvl w:ilvl="5">
+      <w:start w:val="1"/>
+      <w:numFmt w:val="decimal"/>
+      <w:lvlText w:val="%6."/>
+      <w:lvlJc w:val="left"/>
+      <w:pPr>
+        <w:tabs>
+          <w:tab w:val="num" w:pos="3600"/>
+        </w:tabs>
+        <w:ind w:left="4080" w:hanging="480"/>
+      </w:pPr>
+    </w:lvl>
+    <w:lvl w:ilvl="6">
+      <w:start w:val="1"/>
+      <w:numFmt w:val="decimal"/>
+      <w:lvlText w:val="%7."/>
+      <w:lvlJc w:val="left"/>
+      <w:pPr>
+        <w:tabs>
+          <w:tab w:val="num" w:pos="4320"/>
+        </w:tabs>
+        <w:ind w:left="4800" w:hanging="480"/>
+      </w:pPr>
+    </w:lvl>
+    <w:lvl w:ilvl="7">
+      <w:start w:val="1"/>
+      <w:numFmt w:val="decimal"/>
+      <w:lvlText w:val="%8."/>
+      <w:lvlJc w:val="left"/>
+      <w:pPr>
+        <w:tabs>
+          <w:tab w:val="num" w:pos="5040"/>
+        </w:tabs>
+        <w:ind w:left="5520" w:hanging="480"/>
+      </w:pPr>
+    </w:lvl>
+    <w:lvl w:ilvl="8">
+      <w:start w:val="1"/>
+      <w:numFmt w:val="decimal"/>
+      <w:lvlText w:val="%9."/>
+      <w:lvlJc w:val="left"/>
+      <w:pPr>
+        <w:tabs>
+          <w:tab w:val="num" w:pos="5760"/>
+        </w:tabs>
+        <w:ind w:left="6240" w:hanging="480"/>
+      </w:pPr>
+    </w:lvl>
+  </w:abstractNum>
   <w:num w:numId="1000">
     <w:abstractNumId w:val="990"/>
   </w:num>
@@ -2035,7 +2201,34 @@
     <w:abstractNumId w:val="991"/>
   </w:num>
   <w:num w:numId="1002">
-    <w:abstractNumId w:val="991"/>
+    <w:abstractNumId w:val="99411"/>
+    <w:lvlOverride w:ilvl="0">
+      <w:startOverride w:val="1"/>
+    </w:lvlOverride>
+    <w:lvlOverride w:ilvl="1">
+      <w:startOverride w:val="1"/>
+    </w:lvlOverride>
+    <w:lvlOverride w:ilvl="2">
+      <w:startOverride w:val="1"/>
+    </w:lvlOverride>
+    <w:lvlOverride w:ilvl="3">
+      <w:startOverride w:val="1"/>
+    </w:lvlOverride>
+    <w:lvlOverride w:ilvl="4">
+      <w:startOverride w:val="1"/>
+    </w:lvlOverride>
+    <w:lvlOverride w:ilvl="5">
+      <w:startOverride w:val="1"/>
+    </w:lvlOverride>
+    <w:lvlOverride w:ilvl="6">
+      <w:startOverride w:val="1"/>
+    </w:lvlOverride>
+    <w:lvlOverride w:ilvl="7">
+      <w:startOverride w:val="1"/>
+    </w:lvlOverride>
+    <w:lvlOverride w:ilvl="8">
+      <w:startOverride w:val="1"/>
+    </w:lvlOverride>
   </w:num>
   <w:num w:numId="1003">
     <w:abstractNumId w:val="991"/>
@@ -2044,6 +2237,15 @@
     <w:abstractNumId w:val="991"/>
   </w:num>
   <w:num w:numId="1005">
+    <w:abstractNumId w:val="991"/>
+  </w:num>
+  <w:num w:numId="1006">
+    <w:abstractNumId w:val="991"/>
+  </w:num>
+  <w:num w:numId="1007">
+    <w:abstractNumId w:val="991"/>
+  </w:num>
+  <w:num w:numId="1008">
     <w:abstractNumId w:val="991"/>
   </w:num>
 </w:numbering>

--- a/downloads/teacher/04 Units/Unit 04 - Environmental Design and Management - Spaces We Live In/Lesson 04.15 - Pitch and Gallery Walk.docx
+++ b/downloads/teacher/04 Units/Unit 04 - Environmental Design and Management - Spaces We Live In/Lesson 04.15 - Pitch and Gallery Walk.docx
@@ -188,7 +188,7 @@
         <w:pStyle w:val="FirstParagraph"/>
       </w:pPr>
       <w:r>
-        <w:t xml:space="preserve">The task named an 11.4.x competency for this lesson. The 11.4 lines are about drafting and space planning, which were assessed in Lessons 4.12 and 4.14; the pitch and the gallery critique fit 11.6.4 and 11.6.5, so those are cited instead.</w:t>
+        <w:t xml:space="preserve">The 11.4 lines are about drafting and space planning, which were assessed in Lessons 4.12 and 4.14; the pitch and the gallery critique fit 11.6.4 and 11.6.5, so those are the lines cited here.</w:t>
       </w:r>
     </w:p>
     <w:p>
@@ -469,15 +469,6 @@
       </w:r>
       <w:r>
         <w:t xml:space="preserve">for the pitch: a student from another team who holds the client card and listens as that person.</w:t>
-      </w:r>
-      <w:r>
-        <w:t xml:space="preserve"> </w:t>
-      </w:r>
-      <w:r>
-        <w:rPr>
-          <w:rStyle w:val="TeacherNote"/>
-        </w:rPr>
-        <w:t xml:space="preserve">[Sal: if a period has an odd number of teams, you are the client for one.]</w:t>
       </w:r>
     </w:p>
     <w:p>
@@ -1085,22 +1076,7 @@
         <w:t xml:space="preserve"> </w:t>
       </w:r>
       <w:r>
-        <w:t xml:space="preserve">lets a student point to the plan and model while a teammate reads the line; sentence starters in Turkish, Portuguese, and Spanish on the project sheet, marked</w:t>
-      </w:r>
-      <w:r>
-        <w:t xml:space="preserve"> </w:t>
-      </w:r>
-      <w:r>
-        <w:rPr>
-          <w:rStyle w:val="TeacherNote"/>
-        </w:rPr>
-        <w:t xml:space="preserve">[check with a native speaker];</w:t>
-      </w:r>
-      <w:r>
-        <w:t xml:space="preserve"> </w:t>
-      </w:r>
-      <w:r>
-        <w:t xml:space="preserve">a student may pitch in the home language with a teammate translating, and the five parts are scored on content, not accent.</w:t>
+        <w:t xml:space="preserve">lets a student point to the plan and model while a teammate reads the line; sentence starters in Turkish, Portuguese, and Spanish on the project sheet, to be verified by a native speaker; a student may pitch in the home language with a teammate translating, and the five parts are scored on content, not accent.</w:t>
       </w:r>
     </w:p>
     <w:p>
@@ -1453,16 +1429,7 @@
         <w:pStyle w:val="FirstParagraph"/>
       </w:pPr>
       <w:r>
-        <w:t xml:space="preserve">English language arts: the sixty-second pitch is a persuasive speech with a claim (the room solves the need) and evidence (the path width, the total, the label); the ELA teacher can use the pitch planner as a persuasion outline. Community: a local interior designer, architect, or contractor as a guest client for one period, asking the questions, is the best version of this lesson and sets up Lesson 4.16</w:t>
-      </w:r>
-      <w:r>
-        <w:t xml:space="preserve"> </w:t>
-      </w:r>
-      <w:r>
-        <w:rPr>
-          <w:rStyle w:val="TeacherNote"/>
-        </w:rPr>
-        <w:t xml:space="preserve">[Sal: your Brentwood contacts or your school’s parent network].</w:t>
+        <w:t xml:space="preserve">English language arts: the sixty-second pitch is a persuasive speech with a claim (the room solves the need) and evidence (the path width, the total, the label); the ELA teacher can use the pitch planner as a persuasion outline. Community: a local interior designer, architect, or contractor as a guest client for one period, asking the questions, is the best version of this lesson and sets up Lesson 4.16.</w:t>
       </w:r>
     </w:p>
     <w:p>
@@ -1534,15 +1501,6 @@
       <w:r>
         <w:t xml:space="preserve">, section 2.</w:t>
       </w:r>
-      <w:r>
-        <w:t xml:space="preserve"> </w:t>
-      </w:r>
-      <w:r>
-        <w:rPr>
-          <w:rStyle w:val="TeacherNote"/>
-        </w:rPr>
-        <w:t xml:space="preserve">[Sal: confirm against the NYSED PDF.]</w:t>
-      </w:r>
     </w:p>
     <w:p>
       <w:pPr>
@@ -1577,7 +1535,7 @@
         <w:pStyle w:val="Compact"/>
       </w:pPr>
       <w:r>
-        <w:t xml:space="preserve">Sal’s own materials: the sixty-second pitch and gallery routine from the $40 project (Unit 1, Lesson 1.21) and the</w:t>
+        <w:t xml:space="preserve">My own materials: the sixty-second pitch and gallery routine from the $40 project (Unit 1, Lesson 1.21) and the</w:t>
       </w:r>
       <w:r>
         <w:t xml:space="preserve"> </w:t>
@@ -1613,19 +1571,7 @@
         <w:t xml:space="preserve"> </w:t>
       </w:r>
       <w:r>
-        <w:t xml:space="preserve">prompts in</w:t>
-      </w:r>
-      <w:r>
-        <w:t xml:space="preserve"> </w:t>
-      </w:r>
-      <w:r>
-        <w:rPr>
-          <w:rStyle w:val="VerbatimChar"/>
-        </w:rPr>
-        <w:t xml:space="preserve">education_teachingwork_dream_home_challenge_2026_04.docx</w:t>
-      </w:r>
-      <w:r>
-        <w:t xml:space="preserve">.</w:t>
+        <w:t xml:space="preserve">prompts in.</w:t>
       </w:r>
     </w:p>
     <w:p>
@@ -1732,57 +1678,6 @@
       </w:pPr>
       <w:r>
         <w:t xml:space="preserve">Twelve pitches at sixty seconds plus a question is about eighteen minutes; the split rounds keep the room from sitting still for that long. In a class of more than fourteen teams, run three rounds of six minutes each and shorten the planner time.</w:t>
-      </w:r>
-    </w:p>
-    <w:p>
-      <w:pPr>
-        <w:numPr>
-          <w:ilvl w:val="0"/>
-          <w:numId w:val="1008"/>
-        </w:numPr>
-        <w:pStyle w:val="Compact"/>
-      </w:pPr>
-      <w:r>
-        <w:rPr>
-          <w:rStyle w:val="TeacherNote"/>
-        </w:rPr>
-        <w:t xml:space="preserve">[Sal: your Orangetheory sales background is the pitch lesson. The line</w:t>
-      </w:r>
-      <w:r>
-        <w:rPr>
-          <w:rStyle w:val="TeacherNote"/>
-        </w:rPr>
-        <w:t xml:space="preserve"> </w:t>
-      </w:r>
-      <w:r>
-        <w:rPr>
-          <w:rStyle w:val="TeacherNote"/>
-        </w:rPr>
-        <w:t xml:space="preserve">“</w:t>
-      </w:r>
-      <w:r>
-        <w:rPr>
-          <w:rStyle w:val="TeacherNote"/>
-        </w:rPr>
-        <w:t xml:space="preserve">the client does not buy the room, the client buys the problem going away</w:t>
-      </w:r>
-      <w:r>
-        <w:rPr>
-          <w:rStyle w:val="TeacherNote"/>
-        </w:rPr>
-        <w:t xml:space="preserve">”</w:t>
-      </w:r>
-      <w:r>
-        <w:rPr>
-          <w:rStyle w:val="TeacherNote"/>
-        </w:rPr>
-        <w:t xml:space="preserve"> </w:t>
-      </w:r>
-      <w:r>
-        <w:rPr>
-          <w:rStyle w:val="TeacherNote"/>
-        </w:rPr>
-        <w:t xml:space="preserve">is yours to say.]</w:t>
       </w:r>
     </w:p>
     <w:p>
